--- a/github仓库命令.docx
+++ b/github仓库命令.docx
@@ -1600,6 +1600,12 @@
           <w:lang w:val="en-US" w:eastAsia="zh-CN"/>
         </w:rPr>
         <w:tab/>
+      </w:r>
+      <w:r>
+        <w:rPr>
+          <w:rFonts w:hint="eastAsia"/>
+          <w:lang w:val="en-US" w:eastAsia="zh-CN"/>
+        </w:rPr>
         <w:t>//删除旧的错误远程配置：</w:t>
       </w:r>
     </w:p>
@@ -1653,6 +1659,12 @@
           <w:lang w:val="en-US" w:eastAsia="zh-CN"/>
         </w:rPr>
         <w:tab/>
+      </w:r>
+      <w:r>
+        <w:rPr>
+          <w:rFonts w:hint="eastAsia"/>
+          <w:lang w:val="en-US" w:eastAsia="zh-CN"/>
+        </w:rPr>
         <w:t>//配置远程地址：</w:t>
       </w:r>
     </w:p>
@@ -1680,7 +1692,7 @@
     <w:p>
       <w:pPr>
         <w:rPr>
-          <w:rFonts w:hint="default" w:eastAsiaTheme="minorEastAsia"/>
+          <w:rFonts w:hint="eastAsia"/>
           <w:lang w:val="en-US" w:eastAsia="zh-CN"/>
         </w:rPr>
       </w:pPr>
@@ -1696,6 +1708,59 @@
           <w:lang w:val="en-US" w:eastAsia="zh-CN"/>
         </w:rPr>
         <w:t>master //推到master上</w:t>
+      </w:r>
+    </w:p>
+    <w:p>
+      <w:pPr>
+        <w:rPr>
+          <w:rFonts w:hint="eastAsia"/>
+          <w:lang w:val="en-US" w:eastAsia="zh-CN"/>
+        </w:rPr>
+      </w:pPr>
+    </w:p>
+    <w:p>
+      <w:pPr>
+        <w:rPr>
+          <w:rFonts w:hint="eastAsia"/>
+          <w:lang w:val="en-US" w:eastAsia="zh-CN"/>
+        </w:rPr>
+      </w:pPr>
+    </w:p>
+    <w:p>
+      <w:pPr>
+        <w:rPr>
+          <w:rFonts w:hint="eastAsia"/>
+          <w:lang w:val="en-US" w:eastAsia="zh-CN"/>
+        </w:rPr>
+      </w:pPr>
+      <w:r>
+        <w:rPr>
+          <w:rFonts w:hint="eastAsia"/>
+          <w:lang w:val="en-US" w:eastAsia="zh-CN"/>
+        </w:rPr>
+        <w:t>其他命令：</w:t>
+      </w:r>
+    </w:p>
+    <w:p>
+      <w:pPr>
+        <w:rPr>
+          <w:rFonts w:hint="default"/>
+          <w:lang w:val="en-US" w:eastAsia="zh-CN"/>
+        </w:rPr>
+      </w:pPr>
+      <w:r>
+        <w:rPr>
+          <w:rFonts w:hint="default"/>
+          <w:lang w:val="en-US" w:eastAsia="zh-CN"/>
+        </w:rPr>
+        <w:t>git pull origin master</w:t>
+      </w:r>
+      <w:r>
+        <w:rPr>
+          <w:rFonts w:hint="eastAsia"/>
+          <w:lang w:val="en-US" w:eastAsia="zh-CN"/>
+        </w:rPr>
+        <w:t xml:space="preserve">   //本地目录不为空的时候，把仓库拉下来跟本地合并。</w:t>
       </w:r>
       <w:bookmarkStart w:id="0" w:name="_GoBack"/>
       <w:bookmarkEnd w:id="0"/>
@@ -1786,7 +1851,7 @@
     <w:lsdException w:qFormat="1" w:unhideWhenUsed="0" w:uiPriority="0" w:semiHidden="0" w:name="Title"/>
     <w:lsdException w:unhideWhenUsed="0" w:uiPriority="0" w:semiHidden="0" w:name="Closing"/>
     <w:lsdException w:unhideWhenUsed="0" w:uiPriority="0" w:semiHidden="0" w:name="Signature"/>
-    <w:lsdException w:unhideWhenUsed="0" w:uiPriority="0" w:name="Default Paragraph Font"/>
+    <w:lsdException w:qFormat="1" w:unhideWhenUsed="0" w:uiPriority="0" w:name="Default Paragraph Font"/>
     <w:lsdException w:unhideWhenUsed="0" w:uiPriority="0" w:semiHidden="0" w:name="Body Text"/>
     <w:lsdException w:unhideWhenUsed="0" w:uiPriority="0" w:semiHidden="0" w:name="Body Text Indent"/>
     <w:lsdException w:unhideWhenUsed="0" w:uiPriority="0" w:semiHidden="0" w:name="List Continue"/>
@@ -1989,6 +2054,7 @@
   <w:style w:type="character" w:default="1" w:styleId="3">
     <w:name w:val="Default Paragraph Font"/>
     <w:semiHidden/>
+    <w:qFormat/>
     <w:uiPriority w:val="0"/>
   </w:style>
   <w:style w:type="table" w:default="1" w:styleId="2">

--- a/github仓库命令.docx
+++ b/github仓库命令.docx
@@ -572,6 +572,19 @@
           <w:rFonts w:hint="eastAsia"/>
         </w:rPr>
       </w:pPr>
+      <w:r>
+        <w:rPr>
+          <w:rFonts w:hint="eastAsia"/>
+        </w:rPr>
+        <w:t>git remote set-url origin git@github.com:zhengwangtju/zhengwangtju.github.io.git</w:t>
+      </w:r>
+    </w:p>
+    <w:p>
+      <w:pPr>
+        <w:rPr>
+          <w:rFonts w:hint="eastAsia"/>
+        </w:rPr>
+      </w:pPr>
     </w:p>
     <w:p>
       <w:pPr>
@@ -1336,10 +1349,17 @@
     </w:p>
     <w:p>
       <w:pPr>
-        <w:rPr>
-          <w:rFonts w:hint="eastAsia"/>
-        </w:rPr>
-      </w:pPr>
+        <w:ind w:left="420" w:leftChars="0" w:firstLine="420" w:firstLineChars="0"/>
+        <w:rPr>
+          <w:rFonts w:hint="eastAsia"/>
+        </w:rPr>
+      </w:pPr>
+      <w:r>
+        <w:rPr>
+          <w:rFonts w:hint="eastAsia"/>
+        </w:rPr>
+        <w:t>git remote set-url origin git@github.com:zhengwangtju/zhengwangtju.github.io.git</w:t>
+      </w:r>
     </w:p>
     <w:p>
       <w:pPr>
@@ -1612,7 +1632,7 @@
     <w:p>
       <w:pPr>
         <w:rPr>
-          <w:rFonts w:hint="eastAsia" w:eastAsiaTheme="minorEastAsia"/>
+          <w:rFonts w:hint="eastAsia"/>
           <w:lang w:val="en-US" w:eastAsia="zh-CN"/>
         </w:rPr>
       </w:pPr>
@@ -1667,6 +1687,14 @@
         </w:rPr>
         <w:t>//配置远程地址：</w:t>
       </w:r>
+    </w:p>
+    <w:p>
+      <w:pPr>
+        <w:rPr>
+          <w:rFonts w:hint="eastAsia"/>
+          <w:lang w:val="en-US" w:eastAsia="zh-CN"/>
+        </w:rPr>
+      </w:pPr>
     </w:p>
     <w:p>
       <w:pPr>
@@ -1744,24 +1772,198 @@
     <w:p>
       <w:pPr>
         <w:rPr>
+          <w:rFonts w:hint="eastAsia"/>
+          <w:lang w:val="en-US" w:eastAsia="zh-CN"/>
+        </w:rPr>
+      </w:pPr>
+      <w:r>
+        <w:rPr>
           <w:rFonts w:hint="default"/>
           <w:lang w:val="en-US" w:eastAsia="zh-CN"/>
         </w:rPr>
-      </w:pPr>
-      <w:r>
+        <w:t>git pull origin master</w:t>
+      </w:r>
+      <w:r>
+        <w:rPr>
+          <w:rFonts w:hint="eastAsia"/>
+          <w:lang w:val="en-US" w:eastAsia="zh-CN"/>
+        </w:rPr>
+        <w:t xml:space="preserve">   //本地目录不为空的时候，把仓库拉下来跟本地合并。</w:t>
+      </w:r>
+    </w:p>
+    <w:p>
+      <w:pPr>
+        <w:rPr>
+          <w:rFonts w:hint="eastAsia"/>
+          <w:lang w:val="en-US" w:eastAsia="zh-CN"/>
+        </w:rPr>
+      </w:pPr>
+    </w:p>
+    <w:p>
+      <w:pPr>
+        <w:rPr>
+          <w:rFonts w:hint="eastAsia"/>
+          <w:lang w:val="en-US" w:eastAsia="zh-CN"/>
+        </w:rPr>
+      </w:pPr>
+    </w:p>
+    <w:p>
+      <w:pPr>
+        <w:keepNext w:val="0"/>
+        <w:keepLines w:val="0"/>
+        <w:widowControl/>
+        <w:suppressLineNumbers w:val="0"/>
+        <w:shd w:val="clear" w:fill="282C34"/>
+        <w:spacing w:line="190" w:lineRule="atLeast"/>
+        <w:jc w:val="left"/>
+        <w:rPr>
+          <w:rFonts w:ascii="Consolas" w:hAnsi="Consolas" w:eastAsia="Consolas" w:cs="Consolas"/>
+          <w:b w:val="0"/>
+          <w:bCs w:val="0"/>
+          <w:color w:val="ABB2BF"/>
+          <w:sz w:val="21"/>
+          <w:szCs w:val="21"/>
+        </w:rPr>
+      </w:pPr>
+      <w:r>
+        <w:rPr>
+          <w:rFonts w:hint="default" w:ascii="Consolas" w:hAnsi="Consolas" w:eastAsia="Consolas" w:cs="Consolas"/>
+          <w:b w:val="0"/>
+          <w:bCs w:val="0"/>
+          <w:color w:val="ABB2BF"/>
+          <w:kern w:val="0"/>
+          <w:sz w:val="21"/>
+          <w:szCs w:val="21"/>
+          <w:shd w:val="clear" w:fill="282C34"/>
+          <w:lang w:val="en-US" w:eastAsia="zh-CN" w:bidi="ar"/>
+        </w:rPr>
+        <w:t xml:space="preserve">  git config --global </w:t>
+      </w:r>
+      <w:r>
+        <w:rPr>
+          <w:rFonts w:hint="default" w:ascii="Consolas" w:hAnsi="Consolas" w:eastAsia="Consolas" w:cs="Consolas"/>
+          <w:b w:val="0"/>
+          <w:bCs w:val="0"/>
+          <w:color w:val="EBB07A"/>
+          <w:kern w:val="0"/>
+          <w:sz w:val="21"/>
+          <w:szCs w:val="21"/>
+          <w:shd w:val="clear" w:fill="282C34"/>
+          <w:lang w:val="en-US" w:eastAsia="zh-CN" w:bidi="ar"/>
+        </w:rPr>
+        <w:t>user.email</w:t>
+      </w:r>
+      <w:r>
+        <w:rPr>
+          <w:rFonts w:hint="default" w:ascii="Consolas" w:hAnsi="Consolas" w:eastAsia="Consolas" w:cs="Consolas"/>
+          <w:b w:val="0"/>
+          <w:bCs w:val="0"/>
+          <w:color w:val="ABB2BF"/>
+          <w:kern w:val="0"/>
+          <w:sz w:val="21"/>
+          <w:szCs w:val="21"/>
+          <w:shd w:val="clear" w:fill="282C34"/>
+          <w:lang w:val="en-US" w:eastAsia="zh-CN" w:bidi="ar"/>
+        </w:rPr>
+        <w:t xml:space="preserve"> </w:t>
+      </w:r>
+      <w:r>
+        <w:rPr>
+          <w:rFonts w:hint="default" w:ascii="Consolas" w:hAnsi="Consolas" w:eastAsia="Consolas" w:cs="Consolas"/>
+          <w:b w:val="0"/>
+          <w:bCs w:val="0"/>
+          <w:color w:val="92D69E"/>
+          <w:kern w:val="0"/>
+          <w:sz w:val="21"/>
+          <w:szCs w:val="21"/>
+          <w:shd w:val="clear" w:fill="282C34"/>
+          <w:lang w:val="en-US" w:eastAsia="zh-CN" w:bidi="ar"/>
+        </w:rPr>
+        <w:t>"you@example.com"</w:t>
+      </w:r>
+    </w:p>
+    <w:p>
+      <w:pPr>
+        <w:keepNext w:val="0"/>
+        <w:keepLines w:val="0"/>
+        <w:widowControl/>
+        <w:suppressLineNumbers w:val="0"/>
+        <w:shd w:val="clear" w:fill="282C34"/>
+        <w:spacing w:line="190" w:lineRule="atLeast"/>
+        <w:jc w:val="left"/>
+        <w:rPr>
+          <w:rFonts w:hint="default" w:ascii="Consolas" w:hAnsi="Consolas" w:eastAsia="Consolas" w:cs="Consolas"/>
+          <w:b w:val="0"/>
+          <w:bCs w:val="0"/>
+          <w:color w:val="ABB2BF"/>
+          <w:sz w:val="21"/>
+          <w:szCs w:val="21"/>
+        </w:rPr>
+      </w:pPr>
+      <w:r>
+        <w:rPr>
+          <w:rFonts w:hint="default" w:ascii="Consolas" w:hAnsi="Consolas" w:eastAsia="Consolas" w:cs="Consolas"/>
+          <w:b w:val="0"/>
+          <w:bCs w:val="0"/>
+          <w:color w:val="ABB2BF"/>
+          <w:kern w:val="0"/>
+          <w:sz w:val="21"/>
+          <w:szCs w:val="21"/>
+          <w:shd w:val="clear" w:fill="282C34"/>
+          <w:lang w:val="en-US" w:eastAsia="zh-CN" w:bidi="ar"/>
+        </w:rPr>
+        <w:t xml:space="preserve">  git config --global </w:t>
+      </w:r>
+      <w:r>
+        <w:rPr>
+          <w:rFonts w:hint="default" w:ascii="Consolas" w:hAnsi="Consolas" w:eastAsia="Consolas" w:cs="Consolas"/>
+          <w:b w:val="0"/>
+          <w:bCs w:val="0"/>
+          <w:color w:val="EBB07A"/>
+          <w:kern w:val="0"/>
+          <w:sz w:val="21"/>
+          <w:szCs w:val="21"/>
+          <w:shd w:val="clear" w:fill="282C34"/>
+          <w:lang w:val="en-US" w:eastAsia="zh-CN" w:bidi="ar"/>
+        </w:rPr>
+        <w:t>user.name</w:t>
+      </w:r>
+      <w:r>
+        <w:rPr>
+          <w:rFonts w:hint="default" w:ascii="Consolas" w:hAnsi="Consolas" w:eastAsia="Consolas" w:cs="Consolas"/>
+          <w:b w:val="0"/>
+          <w:bCs w:val="0"/>
+          <w:color w:val="ABB2BF"/>
+          <w:kern w:val="0"/>
+          <w:sz w:val="21"/>
+          <w:szCs w:val="21"/>
+          <w:shd w:val="clear" w:fill="282C34"/>
+          <w:lang w:val="en-US" w:eastAsia="zh-CN" w:bidi="ar"/>
+        </w:rPr>
+        <w:t xml:space="preserve"> </w:t>
+      </w:r>
+      <w:r>
+        <w:rPr>
+          <w:rFonts w:hint="default" w:ascii="Consolas" w:hAnsi="Consolas" w:eastAsia="Consolas" w:cs="Consolas"/>
+          <w:b w:val="0"/>
+          <w:bCs w:val="0"/>
+          <w:color w:val="92D69E"/>
+          <w:kern w:val="0"/>
+          <w:sz w:val="21"/>
+          <w:szCs w:val="21"/>
+          <w:shd w:val="clear" w:fill="282C34"/>
+          <w:lang w:val="en-US" w:eastAsia="zh-CN" w:bidi="ar"/>
+        </w:rPr>
+        <w:t>"Your Name"</w:t>
+      </w:r>
+    </w:p>
+    <w:p>
+      <w:pPr>
         <w:rPr>
           <w:rFonts w:hint="default"/>
           <w:lang w:val="en-US" w:eastAsia="zh-CN"/>
         </w:rPr>
-        <w:t>git pull origin master</w:t>
-      </w:r>
-      <w:r>
-        <w:rPr>
-          <w:rFonts w:hint="eastAsia"/>
-          <w:lang w:val="en-US" w:eastAsia="zh-CN"/>
-        </w:rPr>
-        <w:t xml:space="preserve">   //本地目录不为空的时候，把仓库拉下来跟本地合并。</w:t>
-      </w:r>
+      </w:pPr>
       <w:bookmarkStart w:id="0" w:name="_GoBack"/>
       <w:bookmarkEnd w:id="0"/>
     </w:p>
@@ -1780,7 +1982,7 @@
   <w:docDefaults>
     <w:rPrDefault>
       <w:rPr>
-        <w:rFonts w:asciiTheme="minorHAnsi" w:hAnsiTheme="minorHAnsi" w:eastAsiaTheme="minorEastAsia" w:cstheme="minorBidi"/>
+        <w:rFonts w:ascii="Times New Roman" w:hAnsi="Times New Roman" w:eastAsia="宋体" w:cs="Times New Roman"/>
       </w:rPr>
     </w:rPrDefault>
     <w:pPrDefault/>
